--- a/Semana8/Guión de Clase 14 - Herencias.docx
+++ b/Semana8/Guión de Clase 14 - Herencias.docx
@@ -296,6 +296,7 @@
       <w:r>
         <w:rPr>
           <w:b/>
+          <w:highlight w:val="red"/>
           <w:lang w:val="en-US"/>
         </w:rPr>
         <w:t>Don't repeat yourself</w:t>
@@ -3916,7 +3917,23 @@
             <w:color w:val="1155CC"/>
             <w:u w:val="single"/>
           </w:rPr>
-          <w:t>Encapsulamiento.ipynb</w:t>
+          <w:t>E</w:t>
+        </w:r>
+        <w:r>
+          <w:rPr>
+            <w:i/>
+            <w:color w:val="1155CC"/>
+            <w:u w:val="single"/>
+          </w:rPr>
+          <w:t>n</w:t>
+        </w:r>
+        <w:r>
+          <w:rPr>
+            <w:i/>
+            <w:color w:val="1155CC"/>
+            <w:u w:val="single"/>
+          </w:rPr>
+          <w:t>capsulamiento.ipynb</w:t>
         </w:r>
         <w:proofErr w:type="spellEnd"/>
       </w:hyperlink>
